--- a/templates/AXRAH-IG-Carousel-Brain-Health.docx
+++ b/templates/AXRAH-IG-Carousel-Brain-Health.docx
@@ -2,6 +2,20 @@
 <file path=word/document.xml><?xml version="1.0" encoding="utf-8"?>
 <w:document xmlns:wpc="http://schemas.microsoft.com/office/word/2010/wordprocessingCanvas" xmlns:mo="http://schemas.microsoft.com/office/mac/office/2008/main" xmlns:mc="http://schemas.openxmlformats.org/markup-compatibility/2006" xmlns:mv="urn:schemas-microsoft-com:mac:vml" xmlns:o="urn:schemas-microsoft-com:office:office" xmlns:r="http://schemas.openxmlformats.org/officeDocument/2006/relationships" xmlns:m="http://schemas.openxmlformats.org/officeDocument/2006/math" xmlns:v="urn:schemas-microsoft-com:vml" xmlns:wp14="http://schemas.microsoft.com/office/word/2010/wordprocessingDrawing" xmlns:wp="http://schemas.openxmlformats.org/drawingml/2006/wordprocessingDrawing" xmlns:w10="urn:schemas-microsoft-com:office:word" xmlns:w="http://schemas.openxmlformats.org/wordprocessingml/2006/main" xmlns:w14="http://schemas.microsoft.com/office/word/2010/wordml" xmlns:wpg="http://schemas.microsoft.com/office/word/2010/wordprocessingGroup" xmlns:wpi="http://schemas.microsoft.com/office/word/2010/wordprocessingInk" xmlns:wne="http://schemas.microsoft.com/office/word/2006/wordml" xmlns:wps="http://schemas.microsoft.com/office/word/2010/wordprocessingShape" mc:Ignorable="w14 wp14">
   <w:body>
+    <w:p>
+      <w:pPr>
+        <w:spacing w:before="0" w:after="40"/>
+      </w:pPr>
+      <w:r>
+        <w:rPr>
+          <w:b/>
+          <w:i w:val="0"/>
+          <w:color w:val="CC0000"/>
+          <w:sz w:val="48"/>
+        </w:rPr>
+        <w:t>AXRAH</w:t>
+      </w:r>
+    </w:p>
     <w:p>
       <w:pPr>
         <w:spacing w:before="0" w:after="80"/>
@@ -9,33 +23,22 @@
       <w:r>
         <w:rPr>
           <w:b/>
-          <w:color w:val="CC0000"/>
-          <w:sz w:val="44"/>
+          <w:i w:val="0"/>
+          <w:color w:val="1A1A1A"/>
+          <w:sz w:val="28"/>
         </w:rPr>
-        <w:t>AXRAH — IG Carousel</w:t>
+        <w:t>IG Carousel — Red Light Therapy &amp; Brain Health</w:t>
       </w:r>
     </w:p>
     <w:p>
       <w:pPr>
-        <w:spacing w:before="0" w:after="40"/>
+        <w:spacing w:before="60" w:after="60"/>
       </w:pPr>
       <w:r>
         <w:rPr>
-          <w:b/>
-          <w:color w:val="1A1A1A"/>
-          <w:sz w:val="28"/>
-        </w:rPr>
-        <w:t>Red Light Therapy &amp; Brain Health</w:t>
-      </w:r>
-    </w:p>
-    <w:p>
-      <w:pPr>
-        <w:spacing w:before="40" w:after="40"/>
-      </w:pPr>
-      <w:r>
-        <w:rPr>
+          <w:b w:val="0"/>
           <w:i w:val="0"/>
-          <w:color w:val="888888"/>
+          <w:color w:val="999999"/>
           <w:sz w:val="19"/>
         </w:rPr>
         <w:t>7 Slides  ·  AI Visual Prompts Included  ·  Instagram 4:5 Format</w:t>
@@ -43,10 +46,11 @@
     </w:p>
     <w:p>
       <w:pPr>
-        <w:spacing w:before="40" w:after="40"/>
+        <w:spacing w:before="60" w:after="60"/>
       </w:pPr>
       <w:r>
         <w:rPr>
+          <w:b w:val="0"/>
           <w:i w:val="0"/>
           <w:color w:val="555555"/>
           <w:sz w:val="19"/>
@@ -56,10 +60,11 @@
     </w:p>
     <w:p>
       <w:pPr>
-        <w:spacing w:before="40" w:after="40"/>
+        <w:spacing w:before="60" w:after="60"/>
       </w:pPr>
       <w:r>
         <w:rPr>
+          <w:b w:val="0"/>
           <w:i w:val="0"/>
           <w:color w:val="555555"/>
           <w:sz w:val="19"/>
@@ -69,10 +74,11 @@
     </w:p>
     <w:p>
       <w:pPr>
-        <w:spacing w:before="40" w:after="40"/>
+        <w:spacing w:before="60" w:after="60"/>
       </w:pPr>
       <w:r>
         <w:rPr>
+          <w:b w:val="0"/>
           <w:i w:val="0"/>
           <w:color w:val="555555"/>
           <w:sz w:val="19"/>
@@ -82,14 +88,14 @@
     </w:p>
     <w:p>
       <w:pPr>
-        <w:spacing w:before="80" w:after="80"/>
+        <w:spacing w:before="120" w:after="120"/>
       </w:pPr>
       <w:r>
         <w:rPr>
-          <w:color w:val="DDDDDD"/>
-          <w:sz w:val="16"/>
+          <w:color w:val="CCCCCC"/>
+          <w:sz w:val="15"/>
         </w:rPr>
-        <w:t>────────────────────────────────────────────────────────────</w:t>
+        <w:t>─────────────────────────────────────────────────────────────────</w:t>
       </w:r>
     </w:p>
     <w:p>
@@ -107,20 +113,21 @@
     </w:p>
     <w:p>
       <w:pPr>
-        <w:spacing w:before="200" w:after="40"/>
+        <w:spacing w:before="120" w:after="40"/>
       </w:pPr>
       <w:r>
         <w:rPr>
           <w:b/>
+          <w:i w:val="0"/>
           <w:color w:val="1A1A1A"/>
-          <w:sz w:val="22"/>
+          <w:sz w:val="20"/>
         </w:rPr>
         <w:t>HEADLINE (large, centred):</w:t>
       </w:r>
     </w:p>
     <w:p>
       <w:pPr>
-        <w:spacing w:before="60" w:after="60"/>
+        <w:spacing w:before="40" w:after="80"/>
         <w:ind w:left="432"/>
       </w:pPr>
       <w:r>
@@ -136,20 +143,21 @@
     </w:p>
     <w:p>
       <w:pPr>
-        <w:spacing w:before="200" w:after="40"/>
+        <w:spacing w:before="80" w:after="40"/>
       </w:pPr>
       <w:r>
         <w:rPr>
           <w:b/>
+          <w:i w:val="0"/>
           <w:color w:val="1A1A1A"/>
-          <w:sz w:val="22"/>
+          <w:sz w:val="20"/>
         </w:rPr>
         <w:t>SUBTEXT (small):</w:t>
       </w:r>
     </w:p>
     <w:p>
       <w:pPr>
-        <w:spacing w:before="60" w:after="60"/>
+        <w:spacing w:before="40" w:after="80"/>
         <w:ind w:left="432"/>
       </w:pPr>
       <w:r>
@@ -163,12 +171,13 @@
     </w:p>
     <w:p>
       <w:pPr>
-        <w:spacing w:before="40" w:after="40"/>
+        <w:spacing w:before="40" w:after="80"/>
       </w:pPr>
       <w:r>
         <w:rPr>
+          <w:b w:val="0"/>
           <w:i/>
-          <w:color w:val="888888"/>
+          <w:color w:val="999999"/>
           <w:sz w:val="18"/>
         </w:rPr>
         <w:t>AXRAH wordmark — bottom right, small.</w:t>
@@ -176,20 +185,21 @@
     </w:p>
     <w:p>
       <w:pPr>
-        <w:spacing w:before="200" w:after="40"/>
+        <w:spacing w:before="120" w:after="40"/>
       </w:pPr>
       <w:r>
         <w:rPr>
           <w:b/>
+          <w:i w:val="0"/>
           <w:color w:val="4444AA"/>
-          <w:sz w:val="22"/>
+          <w:sz w:val="20"/>
         </w:rPr>
         <w:t>AI VISUAL PROMPT:</w:t>
       </w:r>
     </w:p>
     <w:p>
       <w:pPr>
-        <w:spacing w:before="80" w:after="160"/>
+        <w:spacing w:before="40" w:after="160"/>
         <w:ind w:left="360" w:right="360"/>
       </w:pPr>
       <w:r>
@@ -203,14 +213,14 @@
     </w:p>
     <w:p>
       <w:pPr>
-        <w:spacing w:before="80" w:after="80"/>
+        <w:spacing w:before="120" w:after="120"/>
       </w:pPr>
       <w:r>
         <w:rPr>
-          <w:color w:val="DDDDDD"/>
-          <w:sz w:val="16"/>
+          <w:color w:val="CCCCCC"/>
+          <w:sz w:val="15"/>
         </w:rPr>
-        <w:t>────────────────────────────────────────────────────────────</w:t>
+        <w:t>─────────────────────────────────────────────────────────────────</w:t>
       </w:r>
     </w:p>
     <w:p>
@@ -228,20 +238,21 @@
     </w:p>
     <w:p>
       <w:pPr>
-        <w:spacing w:before="200" w:after="40"/>
+        <w:spacing w:before="120" w:after="40"/>
       </w:pPr>
       <w:r>
         <w:rPr>
           <w:b/>
+          <w:i w:val="0"/>
           <w:color w:val="1A1A1A"/>
-          <w:sz w:val="22"/>
+          <w:sz w:val="20"/>
         </w:rPr>
         <w:t>HEADLINE:</w:t>
       </w:r>
     </w:p>
     <w:p>
       <w:pPr>
-        <w:spacing w:before="60" w:after="60"/>
+        <w:spacing w:before="40" w:after="80"/>
         <w:ind w:left="432"/>
       </w:pPr>
       <w:r>
@@ -255,20 +266,21 @@
     </w:p>
     <w:p>
       <w:pPr>
-        <w:spacing w:before="200" w:after="40"/>
+        <w:spacing w:before="80" w:after="40"/>
       </w:pPr>
       <w:r>
         <w:rPr>
           <w:b/>
+          <w:i w:val="0"/>
           <w:color w:val="1A1A1A"/>
-          <w:sz w:val="22"/>
+          <w:sz w:val="20"/>
         </w:rPr>
         <w:t>BODY (max 2 lines):</w:t>
       </w:r>
     </w:p>
     <w:p>
       <w:pPr>
-        <w:spacing w:before="60" w:after="60"/>
+        <w:spacing w:before="40" w:after="80"/>
         <w:ind w:left="432"/>
       </w:pPr>
       <w:r>
@@ -284,20 +296,21 @@
     </w:p>
     <w:p>
       <w:pPr>
-        <w:spacing w:before="200" w:after="40"/>
+        <w:spacing w:before="120" w:after="40"/>
       </w:pPr>
       <w:r>
         <w:rPr>
           <w:b/>
+          <w:i w:val="0"/>
           <w:color w:val="4444AA"/>
-          <w:sz w:val="22"/>
+          <w:sz w:val="20"/>
         </w:rPr>
         <w:t>AI VISUAL PROMPT:</w:t>
       </w:r>
     </w:p>
     <w:p>
       <w:pPr>
-        <w:spacing w:before="80" w:after="160"/>
+        <w:spacing w:before="40" w:after="160"/>
         <w:ind w:left="360" w:right="360"/>
       </w:pPr>
       <w:r>
@@ -311,14 +324,14 @@
     </w:p>
     <w:p>
       <w:pPr>
-        <w:spacing w:before="80" w:after="80"/>
+        <w:spacing w:before="120" w:after="120"/>
       </w:pPr>
       <w:r>
         <w:rPr>
-          <w:color w:val="DDDDDD"/>
-          <w:sz w:val="16"/>
+          <w:color w:val="CCCCCC"/>
+          <w:sz w:val="15"/>
         </w:rPr>
-        <w:t>────────────────────────────────────────────────────────────</w:t>
+        <w:t>─────────────────────────────────────────────────────────────────</w:t>
       </w:r>
     </w:p>
     <w:p>
@@ -336,20 +349,21 @@
     </w:p>
     <w:p>
       <w:pPr>
-        <w:spacing w:before="200" w:after="40"/>
+        <w:spacing w:before="120" w:after="40"/>
       </w:pPr>
       <w:r>
         <w:rPr>
           <w:b/>
+          <w:i w:val="0"/>
           <w:color w:val="1A1A1A"/>
-          <w:sz w:val="22"/>
+          <w:sz w:val="20"/>
         </w:rPr>
         <w:t>HEADLINE:</w:t>
       </w:r>
     </w:p>
     <w:p>
       <w:pPr>
-        <w:spacing w:before="60" w:after="60"/>
+        <w:spacing w:before="40" w:after="80"/>
         <w:ind w:left="432"/>
       </w:pPr>
       <w:r>
@@ -363,20 +377,21 @@
     </w:p>
     <w:p>
       <w:pPr>
-        <w:spacing w:before="200" w:after="40"/>
+        <w:spacing w:before="80" w:after="40"/>
       </w:pPr>
       <w:r>
         <w:rPr>
           <w:b/>
+          <w:i w:val="0"/>
           <w:color w:val="1A1A1A"/>
-          <w:sz w:val="22"/>
+          <w:sz w:val="20"/>
         </w:rPr>
         <w:t>BODY (single line):</w:t>
       </w:r>
     </w:p>
     <w:p>
       <w:pPr>
-        <w:spacing w:before="60" w:after="60"/>
+        <w:spacing w:before="40" w:after="80"/>
         <w:ind w:left="432"/>
       </w:pPr>
       <w:r>
@@ -390,35 +405,37 @@
     </w:p>
     <w:p>
       <w:pPr>
-        <w:spacing w:before="40" w:after="40"/>
+        <w:spacing w:before="40" w:after="80"/>
       </w:pPr>
       <w:r>
         <w:rPr>
+          <w:b w:val="0"/>
           <w:i/>
-          <w:color w:val="888888"/>
+          <w:color w:val="999999"/>
           <w:sz w:val="18"/>
         </w:rPr>
-        <w:t>Diagram label (embedded in visual): "810nm → skull → cortex → ATP ↑"</w:t>
+        <w:t>Diagram label (embedded): "810nm → skull → cortex → ATP ↑"</w:t>
         <w:br/>
         <w:t>Footnote: Research: Dr. Lew Lim, Vielight Institute. Emerging science, not a medical claim.</w:t>
       </w:r>
     </w:p>
     <w:p>
       <w:pPr>
-        <w:spacing w:before="200" w:after="40"/>
+        <w:spacing w:before="120" w:after="40"/>
       </w:pPr>
       <w:r>
         <w:rPr>
           <w:b/>
+          <w:i w:val="0"/>
           <w:color w:val="4444AA"/>
-          <w:sz w:val="22"/>
+          <w:sz w:val="20"/>
         </w:rPr>
         <w:t>AI VISUAL PROMPT:</w:t>
       </w:r>
     </w:p>
     <w:p>
       <w:pPr>
-        <w:spacing w:before="80" w:after="160"/>
+        <w:spacing w:before="40" w:after="160"/>
         <w:ind w:left="360" w:right="360"/>
       </w:pPr>
       <w:r>
@@ -427,19 +444,19 @@
           <w:color w:val="555555"/>
           <w:sz w:val="19"/>
         </w:rPr>
-        <w:t>Clean scientific diagram illustration in the style of a premium medical journal. Cross-section of a human skull and brain, side profile. A beam of warm amber light (labelled "810nm NIR") enters at the scalp, passes through the skull bone shown in translucent grey, and illuminates the cerebral cortex in a soft warm glow. The rest of the brain is dark. Minimal linework, flat design with one accent colour (amber/gold for the light beam). White background. No clutter. Style: Vox explainer meets Nature journal figure. High resolution vector-style rendering.</w:t>
+        <w:t>Clean scientific diagram illustration in the style of a premium medical journal. Cross-section of a human skull and brain, side profile. A beam of warm amber light (labelled "810nm NIR") enters at the scalp, passes through the skull bone shown in translucent grey, and illuminates the cerebral cortex in a soft warm glow. The rest of the brain is dark. Minimal linework, flat design with one accent colour (amber/gold). White background. No clutter. Style: Vox explainer meets Nature journal figure. High resolution vector-style rendering.</w:t>
       </w:r>
     </w:p>
     <w:p>
       <w:pPr>
-        <w:spacing w:before="80" w:after="80"/>
+        <w:spacing w:before="120" w:after="120"/>
       </w:pPr>
       <w:r>
         <w:rPr>
-          <w:color w:val="DDDDDD"/>
-          <w:sz w:val="16"/>
+          <w:color w:val="CCCCCC"/>
+          <w:sz w:val="15"/>
         </w:rPr>
-        <w:t>────────────────────────────────────────────────────────────</w:t>
+        <w:t>─────────────────────────────────────────────────────────────────</w:t>
       </w:r>
     </w:p>
     <w:p>
@@ -457,20 +474,21 @@
     </w:p>
     <w:p>
       <w:pPr>
-        <w:spacing w:before="200" w:after="40"/>
+        <w:spacing w:before="120" w:after="40"/>
       </w:pPr>
       <w:r>
         <w:rPr>
           <w:b/>
+          <w:i w:val="0"/>
           <w:color w:val="1A1A1A"/>
-          <w:sz w:val="22"/>
+          <w:sz w:val="20"/>
         </w:rPr>
         <w:t>HEADLINE:</w:t>
       </w:r>
     </w:p>
     <w:p>
       <w:pPr>
-        <w:spacing w:before="60" w:after="60"/>
+        <w:spacing w:before="40" w:after="80"/>
         <w:ind w:left="432"/>
       </w:pPr>
       <w:r>
@@ -484,20 +502,21 @@
     </w:p>
     <w:p>
       <w:pPr>
-        <w:spacing w:before="200" w:after="40"/>
+        <w:spacing w:before="80" w:after="40"/>
       </w:pPr>
       <w:r>
         <w:rPr>
           <w:b/>
+          <w:i w:val="0"/>
           <w:color w:val="1A1A1A"/>
-          <w:sz w:val="22"/>
+          <w:sz w:val="20"/>
         </w:rPr>
         <w:t>BULLETS:</w:t>
       </w:r>
     </w:p>
     <w:p>
       <w:pPr>
-        <w:spacing w:before="60" w:after="60"/>
+        <w:spacing w:before="40" w:after="80"/>
         <w:ind w:left="432"/>
       </w:pPr>
       <w:r>
@@ -517,33 +536,35 @@
     </w:p>
     <w:p>
       <w:pPr>
-        <w:spacing w:before="40" w:after="40"/>
+        <w:spacing w:before="40" w:after="80"/>
       </w:pPr>
       <w:r>
         <w:rPr>
+          <w:b w:val="0"/>
           <w:i/>
-          <w:color w:val="888888"/>
+          <w:color w:val="999999"/>
           <w:sz w:val="18"/>
         </w:rPr>
-        <w:t>Footnote (small): Early-stage peer-reviewed studies. Not a medical claim.</w:t>
+        <w:t>Footnote: Early-stage peer-reviewed studies. Not a medical claim.</w:t>
       </w:r>
     </w:p>
     <w:p>
       <w:pPr>
-        <w:spacing w:before="200" w:after="40"/>
+        <w:spacing w:before="120" w:after="40"/>
       </w:pPr>
       <w:r>
         <w:rPr>
           <w:b/>
+          <w:i w:val="0"/>
           <w:color w:val="4444AA"/>
-          <w:sz w:val="22"/>
+          <w:sz w:val="20"/>
         </w:rPr>
         <w:t>AI VISUAL PROMPT:</w:t>
       </w:r>
     </w:p>
     <w:p>
       <w:pPr>
-        <w:spacing w:before="80" w:after="160"/>
+        <w:spacing w:before="40" w:after="160"/>
         <w:ind w:left="360" w:right="360"/>
       </w:pPr>
       <w:r>
@@ -552,19 +573,19 @@
           <w:color w:val="555555"/>
           <w:sz w:val="19"/>
         </w:rPr>
-        <w:t>Minimalist data visualisation aesthetic. Dark charcoal background. Four glowing horizontal bar graphs or data lines in warm amber/gold, each slightly longer than the last, suggesting measurable improvement. Labels are placeholder text (not readable). Clean grid lines, subtle. Bottom-right corner has a faint brain silhouette in outline only. Style: Bloomberg terminal meets premium infographic design. No stock imagery. Cinematic, precise.</w:t>
+        <w:t>Minimalist data visualisation aesthetic. Dark charcoal background. Four glowing horizontal bar graphs in warm amber/gold, each slightly longer than the last. Labels are placeholder text (not readable). Clean grid lines. Bottom-right corner has a faint brain silhouette in outline only. Style: Bloomberg terminal meets premium infographic design. No stock imagery. Cinematic, precise.</w:t>
       </w:r>
     </w:p>
     <w:p>
       <w:pPr>
-        <w:spacing w:before="80" w:after="80"/>
+        <w:spacing w:before="120" w:after="120"/>
       </w:pPr>
       <w:r>
         <w:rPr>
-          <w:color w:val="DDDDDD"/>
-          <w:sz w:val="16"/>
+          <w:color w:val="CCCCCC"/>
+          <w:sz w:val="15"/>
         </w:rPr>
-        <w:t>────────────────────────────────────────────────────────────</w:t>
+        <w:t>─────────────────────────────────────────────────────────────────</w:t>
       </w:r>
     </w:p>
     <w:p>
@@ -582,20 +603,21 @@
     </w:p>
     <w:p>
       <w:pPr>
-        <w:spacing w:before="200" w:after="40"/>
+        <w:spacing w:before="120" w:after="40"/>
       </w:pPr>
       <w:r>
         <w:rPr>
           <w:b/>
+          <w:i w:val="0"/>
           <w:color w:val="1A1A1A"/>
-          <w:sz w:val="22"/>
+          <w:sz w:val="20"/>
         </w:rPr>
         <w:t>HEADLINE:</w:t>
       </w:r>
     </w:p>
     <w:p>
       <w:pPr>
-        <w:spacing w:before="60" w:after="60"/>
+        <w:spacing w:before="40" w:after="80"/>
         <w:ind w:left="432"/>
       </w:pPr>
       <w:r>
@@ -609,20 +631,21 @@
     </w:p>
     <w:p>
       <w:pPr>
-        <w:spacing w:before="200" w:after="40"/>
+        <w:spacing w:before="80" w:after="40"/>
       </w:pPr>
       <w:r>
         <w:rPr>
           <w:b/>
+          <w:i w:val="0"/>
           <w:color w:val="1A1A1A"/>
-          <w:sz w:val="22"/>
+          <w:sz w:val="20"/>
         </w:rPr>
-        <w:t>BODY (punchy, human):</w:t>
+        <w:t>BODY:</w:t>
       </w:r>
     </w:p>
     <w:p>
       <w:pPr>
-        <w:spacing w:before="60" w:after="60"/>
+        <w:spacing w:before="40" w:after="80"/>
         <w:ind w:left="432"/>
       </w:pPr>
       <w:r>
@@ -645,33 +668,35 @@
     </w:p>
     <w:p>
       <w:pPr>
-        <w:spacing w:before="40" w:after="40"/>
+        <w:spacing w:before="40" w:after="80"/>
       </w:pPr>
       <w:r>
         <w:rPr>
+          <w:b w:val="0"/>
           <w:i/>
-          <w:color w:val="888888"/>
+          <w:color w:val="999999"/>
           <w:sz w:val="18"/>
         </w:rPr>
-        <w:t>This slide breaks the science pattern intentionally — it pulls in non-biohacker followers and drives saves.</w:t>
+        <w:t>Breaks the science pattern — pulls in non-biohacker followers. Don't cut this slide.</w:t>
       </w:r>
     </w:p>
     <w:p>
       <w:pPr>
-        <w:spacing w:before="200" w:after="40"/>
+        <w:spacing w:before="120" w:after="40"/>
       </w:pPr>
       <w:r>
         <w:rPr>
           <w:b/>
+          <w:i w:val="0"/>
           <w:color w:val="4444AA"/>
-          <w:sz w:val="22"/>
+          <w:sz w:val="20"/>
         </w:rPr>
         <w:t>AI VISUAL PROMPT:</w:t>
       </w:r>
     </w:p>
     <w:p>
       <w:pPr>
-        <w:spacing w:before="80" w:after="160"/>
+        <w:spacing w:before="40" w:after="160"/>
         <w:ind w:left="360" w:right="360"/>
       </w:pPr>
       <w:r>
@@ -680,19 +705,19 @@
           <w:color w:val="555555"/>
           <w:sz w:val="19"/>
         </w:rPr>
-        <w:t>A person sitting at a minimal desk in front of a large window, early morning light. They are writing or working with obvious focus and composure — relaxed posture, face illuminated by warm natural light. The scene feels sharp and clear, high contrast. Shot from slightly above and behind. No clutter on the desk. Muted warm colour grade — amber, cream, light grey. Style: editorial lifestyle photography, Kinfolk magazine meets tech brand campaign. No faces visible. 4:5 ratio.</w:t>
+        <w:t>A person sitting at a minimal desk in front of a large window, early morning light. They are writing with obvious focus and composure — relaxed posture, face illuminated by warm natural light. Shot from slightly above and behind. No clutter. Muted warm colour grade — amber, cream, light grey. Style: editorial lifestyle photography, Kinfolk magazine meets tech brand campaign. No faces visible. 4:5 ratio.</w:t>
       </w:r>
     </w:p>
     <w:p>
       <w:pPr>
-        <w:spacing w:before="80" w:after="80"/>
+        <w:spacing w:before="120" w:after="120"/>
       </w:pPr>
       <w:r>
         <w:rPr>
-          <w:color w:val="DDDDDD"/>
-          <w:sz w:val="16"/>
+          <w:color w:val="CCCCCC"/>
+          <w:sz w:val="15"/>
         </w:rPr>
-        <w:t>────────────────────────────────────────────────────────────</w:t>
+        <w:t>─────────────────────────────────────────────────────────────────</w:t>
       </w:r>
     </w:p>
     <w:p>
@@ -710,20 +735,21 @@
     </w:p>
     <w:p>
       <w:pPr>
-        <w:spacing w:before="200" w:after="40"/>
+        <w:spacing w:before="120" w:after="40"/>
       </w:pPr>
       <w:r>
         <w:rPr>
           <w:b/>
+          <w:i w:val="0"/>
           <w:color w:val="1A1A1A"/>
-          <w:sz w:val="22"/>
+          <w:sz w:val="20"/>
         </w:rPr>
         <w:t>HEADLINE:</w:t>
       </w:r>
     </w:p>
     <w:p>
       <w:pPr>
-        <w:spacing w:before="60" w:after="60"/>
+        <w:spacing w:before="40" w:after="80"/>
         <w:ind w:left="432"/>
       </w:pPr>
       <w:r>
@@ -734,25 +760,26 @@
         </w:rPr>
         <w:t>"The wavelengths researchers use.</w:t>
         <w:br/>
-        <w:t>Available in the AXRAH Pod Ultra."</w:t>
+        <w:t>Available in the AXRAH Chamber Ultra."</w:t>
       </w:r>
     </w:p>
     <w:p>
       <w:pPr>
-        <w:spacing w:before="200" w:after="40"/>
+        <w:spacing w:before="80" w:after="40"/>
       </w:pPr>
       <w:r>
         <w:rPr>
           <w:b/>
+          <w:i w:val="0"/>
           <w:color w:val="1A1A1A"/>
-          <w:sz w:val="22"/>
+          <w:sz w:val="20"/>
         </w:rPr>
         <w:t>BODY:</w:t>
       </w:r>
     </w:p>
     <w:p>
       <w:pPr>
-        <w:spacing w:before="60" w:after="60"/>
+        <w:spacing w:before="40" w:after="80"/>
         <w:ind w:left="432"/>
       </w:pPr>
       <w:r>
@@ -771,20 +798,21 @@
     </w:p>
     <w:p>
       <w:pPr>
-        <w:spacing w:before="200" w:after="40"/>
+        <w:spacing w:before="120" w:after="40"/>
       </w:pPr>
       <w:r>
         <w:rPr>
           <w:b/>
+          <w:i w:val="0"/>
           <w:color w:val="4444AA"/>
-          <w:sz w:val="22"/>
+          <w:sz w:val="20"/>
         </w:rPr>
         <w:t>AI VISUAL PROMPT:</w:t>
       </w:r>
     </w:p>
     <w:p>
       <w:pPr>
-        <w:spacing w:before="80" w:after="160"/>
+        <w:spacing w:before="40" w:after="160"/>
         <w:ind w:left="360" w:right="360"/>
       </w:pPr>
       <w:r>
@@ -793,19 +821,19 @@
           <w:color w:val="555555"/>
           <w:sz w:val="19"/>
         </w:rPr>
-        <w:t>Premium product photography of the AXRAH Pod Ultra in a sleek, clinical-aesthetic room. Overhead or 45-degree angle shot. The pod is open, glowing with deep red and near-infrared light from inside — warm, dramatic, authoritative. Background is charcoal or dark grey concrete. Minimal props: one white towel folded neatly, one small water glass. Studio lighting with intentional shadows. Style: Tesla product reveal meets high-end medical device photography. No people. Hyper-clean.</w:t>
+        <w:t>Premium product photography of the AXRAH Chamber Ultra in a sleek, clinical-aesthetic room. The chamber is open, glowing with deep red and near-infrared light from inside — warm, dramatic, authoritative. Background is charcoal or dark grey concrete. Minimal props: one white towel, one small water glass. Studio lighting with intentional shadows. Style: Tesla product reveal meets high-end medical device photography. No people. Hyper-clean.</w:t>
       </w:r>
     </w:p>
     <w:p>
       <w:pPr>
-        <w:spacing w:before="80" w:after="80"/>
+        <w:spacing w:before="120" w:after="120"/>
       </w:pPr>
       <w:r>
         <w:rPr>
-          <w:color w:val="DDDDDD"/>
-          <w:sz w:val="16"/>
+          <w:color w:val="CCCCCC"/>
+          <w:sz w:val="15"/>
         </w:rPr>
-        <w:t>────────────────────────────────────────────────────────────</w:t>
+        <w:t>─────────────────────────────────────────────────────────────────</w:t>
       </w:r>
     </w:p>
     <w:p>
@@ -823,20 +851,21 @@
     </w:p>
     <w:p>
       <w:pPr>
-        <w:spacing w:before="200" w:after="40"/>
+        <w:spacing w:before="120" w:after="40"/>
       </w:pPr>
       <w:r>
         <w:rPr>
           <w:b/>
+          <w:i w:val="0"/>
           <w:color w:val="1A1A1A"/>
-          <w:sz w:val="22"/>
+          <w:sz w:val="20"/>
         </w:rPr>
         <w:t>HEADLINE (bold, large):</w:t>
       </w:r>
     </w:p>
     <w:p>
       <w:pPr>
-        <w:spacing w:before="60" w:after="60"/>
+        <w:spacing w:before="40" w:after="80"/>
         <w:ind w:left="432"/>
       </w:pPr>
       <w:r>
@@ -852,20 +881,21 @@
     </w:p>
     <w:p>
       <w:pPr>
-        <w:spacing w:before="200" w:after="40"/>
+        <w:spacing w:before="80" w:after="40"/>
       </w:pPr>
       <w:r>
         <w:rPr>
           <w:b/>
+          <w:i w:val="0"/>
           <w:color w:val="1A1A1A"/>
-          <w:sz w:val="22"/>
+          <w:sz w:val="20"/>
         </w:rPr>
         <w:t>CTA LINE:</w:t>
       </w:r>
     </w:p>
     <w:p>
       <w:pPr>
-        <w:spacing w:before="60" w:after="60"/>
+        <w:spacing w:before="40" w:after="80"/>
         <w:ind w:left="432"/>
       </w:pPr>
       <w:r>
@@ -881,12 +911,13 @@
     </w:p>
     <w:p>
       <w:pPr>
-        <w:spacing w:before="40" w:after="40"/>
+        <w:spacing w:before="40" w:after="80"/>
       </w:pPr>
       <w:r>
         <w:rPr>
+          <w:b w:val="0"/>
           <w:i/>
-          <w:color w:val="888888"/>
+          <w:color w:val="999999"/>
           <w:sz w:val="18"/>
         </w:rPr>
         <w:t>AXRAH logo — centred, bottom.</w:t>
@@ -894,20 +925,21 @@
     </w:p>
     <w:p>
       <w:pPr>
-        <w:spacing w:before="200" w:after="40"/>
+        <w:spacing w:before="120" w:after="40"/>
       </w:pPr>
       <w:r>
         <w:rPr>
           <w:b/>
+          <w:i w:val="0"/>
           <w:color w:val="4444AA"/>
-          <w:sz w:val="22"/>
+          <w:sz w:val="20"/>
         </w:rPr>
         <w:t>AI VISUAL PROMPT:</w:t>
       </w:r>
     </w:p>
     <w:p>
       <w:pPr>
-        <w:spacing w:before="80" w:after="160"/>
+        <w:spacing w:before="40" w:after="160"/>
         <w:ind w:left="360" w:right="360"/>
       </w:pPr>
       <w:r>
@@ -916,19 +948,19 @@
           <w:color w:val="555555"/>
           <w:sz w:val="19"/>
         </w:rPr>
-        <w:t>Abstract macro image of red and near-infrared light splitting through a dark prism or glass surface — sharp beams of warm red and amber light cutting through a black void. Cinematic, dramatic. Feels like energy, precision, and momentum. No people, no product. Style: Apple keynote background meets fine art light photography. Ultra high contrast, extremely clean.</w:t>
+        <w:t>Abstract macro image of red and near-infrared light splitting through a dark prism — sharp beams of warm red and amber light cutting through a black void. Cinematic, dramatic. Feels like energy, precision, and momentum. No people, no product. Style: Apple keynote background meets fine art light photography. Ultra high contrast, extremely clean.</w:t>
       </w:r>
     </w:p>
     <w:p>
       <w:pPr>
-        <w:spacing w:before="80" w:after="80"/>
+        <w:spacing w:before="120" w:after="120"/>
       </w:pPr>
       <w:r>
         <w:rPr>
-          <w:color w:val="DDDDDD"/>
-          <w:sz w:val="16"/>
+          <w:color w:val="CCCCCC"/>
+          <w:sz w:val="15"/>
         </w:rPr>
-        <w:t>────────────────────────────────────────────────────────────</w:t>
+        <w:t>─────────────────────────────────────────────────────────────────</w:t>
       </w:r>
     </w:p>
     <w:p>
@@ -938,6 +970,7 @@
       <w:r>
         <w:rPr>
           <w:b/>
+          <w:i w:val="0"/>
           <w:color w:val="CC0000"/>
           <w:sz w:val="26"/>
         </w:rPr>
@@ -950,6 +983,7 @@
       </w:pPr>
       <w:r>
         <w:rPr>
+          <w:b w:val="0"/>
           <w:i w:val="0"/>
           <w:color w:val="1A1A1A"/>
           <w:sz w:val="21"/>
@@ -963,7 +997,7 @@
         <w:t>Near-infrared light at 810–850nm has been shown in early research to penetrate the skull and activate the cellular energy pathway inside neurons. It's called transcranial photobiomodulation. Sports medicine, longevity research, and concussion recovery clinics are all paying close attention.</w:t>
         <w:br/>
         <w:br/>
-        <w:t>We built the AXRAH Pod Ultra with these exact wavelengths. 5 total. 129 mW/cm². Clinical output. Not a $130,000 NovoTHOR. A fraction of the cost.</w:t>
+        <w:t>We built the AXRAH Chamber Ultra with these exact wavelengths. 5 total. 129 mW/cm². Clinical output. Not a $130,000 NovoTHOR. A fraction of the cost.</w:t>
         <w:br/>
         <w:br/>
         <w:t>Swipe through for the mechanism, the evidence, and what this actually feels like.</w:t>
@@ -977,14 +1011,14 @@
     </w:p>
     <w:p>
       <w:pPr>
-        <w:spacing w:before="80" w:after="80"/>
+        <w:spacing w:before="120" w:after="120"/>
       </w:pPr>
       <w:r>
         <w:rPr>
-          <w:color w:val="DDDDDD"/>
-          <w:sz w:val="16"/>
+          <w:color w:val="CCCCCC"/>
+          <w:sz w:val="15"/>
         </w:rPr>
-        <w:t>────────────────────────────────────────────────────────────</w:t>
+        <w:t>─────────────────────────────────────────────────────────────────</w:t>
       </w:r>
     </w:p>
     <w:p>
@@ -994,6 +1028,7 @@
       <w:r>
         <w:rPr>
           <w:b/>
+          <w:i w:val="0"/>
           <w:color w:val="CC0000"/>
           <w:sz w:val="26"/>
         </w:rPr>
@@ -1017,7 +1052,7 @@
           <w:color w:val="555555"/>
           <w:sz w:val="21"/>
         </w:rPr>
-        <w:t>Black/charcoal base. AXRAH red as primary accent. Warm amber for light/energy visuals. White body text only.</w:t>
+        <w:t>Black/charcoal base. AXRAH red accent. Warm amber for energy visuals. White body text only.</w:t>
       </w:r>
     </w:p>
     <w:p>
@@ -1037,7 +1072,7 @@
           <w:color w:val="555555"/>
           <w:sz w:val="21"/>
         </w:rPr>
-        <w:t>Bold condensed sans-serif for headlines (Bebas Neue, Neue Haas Grotesk Display). Regular weight for body — never italic except footnotes.</w:t>
+        <w:t>Bold condensed sans-serif headlines (Bebas Neue / Neue Haas Grotesk Display). Regular for body — never italic except footnotes.</w:t>
       </w:r>
     </w:p>
     <w:p>
@@ -1057,7 +1092,7 @@
           <w:color w:val="555555"/>
           <w:sz w:val="21"/>
         </w:rPr>
-        <w:t>4:5 (1080x1350). Takes more feed real estate, forces tighter copy discipline.</w:t>
+        <w:t>4:5 (1080×1350). Takes more feed real estate, forces tighter copy discipline.</w:t>
       </w:r>
     </w:p>
     <w:p>
@@ -1077,7 +1112,7 @@
           <w:color w:val="555555"/>
           <w:sz w:val="21"/>
         </w:rPr>
-        <w:t>Headlines always top-anchored or centre. Never bottom — gets cut on mobile preview.</w:t>
+        <w:t>Headlines top-anchored or centre. Never bottom — gets cut on mobile preview.</w:t>
       </w:r>
     </w:p>
     <w:p>
@@ -1090,14 +1125,14 @@
           <w:color w:val="1A1A1A"/>
           <w:sz w:val="21"/>
         </w:rPr>
-        <w:t xml:space="preserve">Slide 03 diagram: </w:t>
+        <w:t xml:space="preserve">Slide 03: </w:t>
       </w:r>
       <w:r>
         <w:rPr>
           <w:color w:val="555555"/>
           <w:sz w:val="21"/>
         </w:rPr>
-        <w:t>Commission it properly — don't use stock. This is the save-driver. A proper NIR penetration cross-section gets screenshotted and reshared.</w:t>
+        <w:t>Commission the NIR diagram properly — don't use stock. It's the save-driver.</w:t>
       </w:r>
     </w:p>
     <w:p>
@@ -1117,7 +1152,7 @@
           <w:color w:val="555555"/>
           <w:sz w:val="21"/>
         </w:rPr>
-        <w:t>The 'what people notice' language breaks the science pattern and pulls in non-biohacker followers. Don't cut it.</w:t>
+        <w:t>The 'what people notice' slide breaks the science pattern. It pulls in non-biohacker followers. Don't cut it.</w:t>
       </w:r>
     </w:p>
     <w:p>
@@ -1137,7 +1172,7 @@
           <w:color w:val="555555"/>
           <w:sz w:val="21"/>
         </w:rPr>
-        <w:t>Footnote on Slides 03 and 04. Never in the headline tier. Keeps it honest without killing the flow.</w:t>
+        <w:t>Footnote on Slides 03 and 04 only. Never in the headline tier.</w:t>
       </w:r>
     </w:p>
     <w:sectPr>
